--- a/git init.docx
+++ b/git init.docx
@@ -4,13 +4,8 @@
   <w:body>
     <w:p>
       <w:r>
-        <w:t xml:space="preserve">git </w:t>
-      </w:r>
-      <w:proofErr w:type="spellStart"/>
-      <w:r>
-        <w:t>init</w:t>
-      </w:r>
-      <w:proofErr w:type="spellEnd"/>
+        <w:t>git init</w:t>
+      </w:r>
     </w:p>
     <w:p>
       <w:r>
@@ -21,62 +16,26 @@
           <w:rPr>
             <w:rStyle w:val="Hyperlink"/>
           </w:rPr>
-          <w:t>https://github.com/ananyahari06</w:t>
-        </w:r>
-        <w:r>
-          <w:rPr>
-            <w:rStyle w:val="Hyperlink"/>
-          </w:rPr>
-          <w:t>&lt;github</w:t>
+          <w:t>https://github.com/ananyahari06&lt;github</w:t>
         </w:r>
       </w:hyperlink>
       <w:r>
-        <w:t xml:space="preserve"> username&gt;</w:t>
-      </w:r>
-      <w:r>
-        <w:t>/</w:t>
-      </w:r>
-      <w:proofErr w:type="spellStart"/>
-      <w:r>
-        <w:t>trial.git</w:t>
-      </w:r>
-      <w:proofErr w:type="spellEnd"/>
-      <w:r>
-        <w:t>&lt;repo name&gt;</w:t>
+        <w:t xml:space="preserve"> username&gt;/trial.git&lt;repo name&gt;</w:t>
       </w:r>
     </w:p>
     <w:p>
       <w:r>
-        <w:t>git branch -M main</w:t>
-      </w:r>
-      <w:r>
-        <w:t xml:space="preserve"> (for branching to main to add code)</w:t>
+        <w:t>git branch -M main (for branching to main to add code)</w:t>
       </w:r>
     </w:p>
     <w:p>
       <w:r>
-        <w:t xml:space="preserve">(do git branch next to check if </w:t>
-      </w:r>
-      <w:proofErr w:type="spellStart"/>
-      <w:r>
-        <w:t>its</w:t>
-      </w:r>
-      <w:proofErr w:type="spellEnd"/>
-      <w:r>
-        <w:t xml:space="preserve"> in main only)</w:t>
+        <w:t>(do git branch next to check if its in main only)</w:t>
       </w:r>
     </w:p>
     <w:p>
       <w:r>
-        <w:t xml:space="preserve">git </w:t>
-      </w:r>
-      <w:proofErr w:type="gramStart"/>
-      <w:r>
-        <w:t>add .</w:t>
-      </w:r>
-      <w:proofErr w:type="gramEnd"/>
-      <w:r>
-        <w:t xml:space="preserve">  (for all files)</w:t>
+        <w:t>git add .  (for all files)</w:t>
       </w:r>
     </w:p>
     <w:p>
@@ -155,25 +114,12 @@
     </w:p>
     <w:p>
       <w:r>
-        <w:t xml:space="preserve">git </w:t>
-      </w:r>
-      <w:proofErr w:type="spellStart"/>
-      <w:r>
-        <w:t>init</w:t>
-      </w:r>
-      <w:proofErr w:type="spellEnd"/>
+        <w:t>git init</w:t>
+      </w:r>
     </w:p>
     <w:p>
       <w:r>
-        <w:t>git remote add origin &lt;</w:t>
-      </w:r>
-      <w:proofErr w:type="spellStart"/>
-      <w:r>
-        <w:t>repository_url</w:t>
-      </w:r>
-      <w:proofErr w:type="spellEnd"/>
-      <w:r>
-        <w:t>&gt;</w:t>
+        <w:t>git remote add origin &lt;repository_url&gt;</w:t>
       </w:r>
     </w:p>
     <w:p>
@@ -183,13 +129,8 @@
     </w:p>
     <w:p>
       <w:r>
-        <w:t xml:space="preserve">git </w:t>
-      </w:r>
-      <w:proofErr w:type="gramStart"/>
-      <w:r>
-        <w:t>add .</w:t>
-      </w:r>
-      <w:proofErr w:type="gramEnd"/>
+        <w:t>git add .</w:t>
+      </w:r>
     </w:p>
     <w:p>
       <w:r>
@@ -207,7 +148,11 @@
       </w:r>
     </w:p>
     <w:p/>
-    <w:p/>
+    <w:p>
+      <w:r>
+        <w:t>Switch to the branch first → then edit files → then commit → then push.</w:t>
+      </w:r>
+    </w:p>
     <w:sectPr>
       <w:pgSz w:w="11906" w:h="16838"/>
       <w:pgMar w:top="1440" w:right="1440" w:bottom="1440" w:left="1440" w:header="708" w:footer="708" w:gutter="0"/>
@@ -821,7 +766,6 @@
   <w:style w:type="character" w:default="1" w:styleId="DefaultParagraphFont">
     <w:name w:val="Default Paragraph Font"/>
     <w:uiPriority w:val="1"/>
-    <w:semiHidden/>
     <w:unhideWhenUsed/>
   </w:style>
   <w:style w:type="table" w:default="1" w:styleId="TableNormal">
